--- a/docs/legal/02-Adatvedelem-GDPR.docx
+++ b/docs/legal/02-Adatvedelem-GDPR.docx
@@ -52,7 +52,7 @@
           <w:color w:val="555B62"/>
           <w:sz w:val="20"/>
         </w:rPr>
-        <w:t>FX·King — a természetes személyek adatainak kezeléséről (GDPR 2016/679)</w:t>
+        <w:t>Rebound — a természetes személyek adatainak kezeléséről (GDPR 2016/679)</w:t>
       </w:r>
     </w:p>
     <w:tbl>
